--- a/apps/api/templates/modelo-01.docx
+++ b/apps/api/templates/modelo-01.docx
@@ -153,6 +153,9 @@
         <w:pStyle w:val="Entry"/>
       </w:pPr>
       <w:r>
+        <w:rPr>
+          <w:sz w:val="24"/>
+        </w:rPr>
         <w:t>{company}</w:t>
       </w:r>
     </w:p>
@@ -164,6 +167,9 @@
         </w:tabs>
       </w:pPr>
       <w:r>
+        <w:rPr>
+          <w:sz w:val="24"/>
+        </w:rPr>
         <w:t>{role}</w:t>
       </w:r>
       <w:r>
